--- a/Project prompt record history.docx
+++ b/Project prompt record history.docx
@@ -7,18 +7,682 @@
         <w:spacing w:line="240" w:lineRule="auto"/>
         <w:rPr>
           <w:rFonts w:ascii="仿宋" w:eastAsia="仿宋" w:hAnsi="仿宋" w:cs="Arial"/>
-          <w:color w:val="000000"/>
-          <w:kern w:val="0"/>
-          <w:sz w:val="24"/>
-        </w:rPr>
-      </w:pPr>
-      <w:r>
-        <w:rPr>
-          <w:rFonts w:ascii="仿宋" w:eastAsia="仿宋" w:hAnsi="仿宋" w:cs="Arial"/>
-          <w:color w:val="000000"/>
-          <w:kern w:val="0"/>
-          <w:sz w:val="24"/>
-        </w:rPr>
+          <w:b/>
+          <w:bCs/>
+          <w:color w:val="000000"/>
+          <w:kern w:val="0"/>
+          <w:sz w:val="24"/>
+        </w:rPr>
+      </w:pPr>
+      <w:r>
+        <w:rPr>
+          <w:rFonts w:ascii="仿宋" w:eastAsia="仿宋" w:hAnsi="仿宋" w:cs="Arial" w:hint="eastAsia"/>
+          <w:b/>
+          <w:bCs/>
+          <w:color w:val="000000"/>
+          <w:kern w:val="0"/>
+          <w:sz w:val="24"/>
+        </w:rPr>
+        <w:t>题目：</w:t>
+      </w:r>
+    </w:p>
+    <w:p>
+      <w:pPr>
+        <w:widowControl w:val="0"/>
+        <w:numPr>
+          <w:ilvl w:val="0"/>
+          <w:numId w:val="2"/>
+        </w:numPr>
+        <w:tabs>
+          <w:tab w:val="left" w:pos="1080"/>
+        </w:tabs>
+        <w:kinsoku w:val="0"/>
+        <w:overflowPunct w:val="0"/>
+        <w:autoSpaceDE w:val="0"/>
+        <w:autoSpaceDN w:val="0"/>
+        <w:adjustRightInd w:val="0"/>
+        <w:spacing w:before="131" w:line="247" w:lineRule="auto"/>
+        <w:ind w:right="159"/>
+        <w:jc w:val="both"/>
+        <w:rPr>
+          <w:rFonts w:ascii="Arial" w:hAnsi="Arial" w:cs="Arial"/>
+          <w:color w:val="000000"/>
+          <w:kern w:val="0"/>
+          <w:sz w:val="22"/>
+          <w:szCs w:val="22"/>
+        </w:rPr>
+      </w:pPr>
+      <w:r>
+        <w:rPr>
+          <w:rFonts w:ascii="Times New Roman" w:hAnsi="Times New Roman" w:cs="Times New Roman"/>
+          <w:color w:val="000000"/>
+          <w:kern w:val="0"/>
+          <w:sz w:val="22"/>
+          <w:szCs w:val="22"/>
+          <w:shd w:val="clear" w:color="auto" w:fill="D9D9D9"/>
+        </w:rPr>
+        <w:t>[</w:t>
+      </w:r>
+      <w:proofErr w:type="spellStart"/>
+      <w:r>
+        <w:rPr>
+          <w:rFonts w:ascii="Times New Roman" w:hAnsi="Times New Roman" w:cs="Times New Roman"/>
+          <w:color w:val="000000"/>
+          <w:kern w:val="0"/>
+          <w:sz w:val="22"/>
+          <w:szCs w:val="22"/>
+          <w:shd w:val="clear" w:color="auto" w:fill="D9D9D9"/>
+        </w:rPr>
+        <w:t>Difficuly</w:t>
+      </w:r>
+      <w:proofErr w:type="spellEnd"/>
+      <w:r>
+        <w:rPr>
+          <w:rFonts w:ascii="Times New Roman" w:hAnsi="Times New Roman" w:cs="Times New Roman"/>
+          <w:color w:val="000000"/>
+          <w:kern w:val="0"/>
+          <w:sz w:val="22"/>
+          <w:szCs w:val="22"/>
+          <w:shd w:val="clear" w:color="auto" w:fill="D9D9D9"/>
+        </w:rPr>
+        <w:t>: 4]</w:t>
+      </w:r>
+      <w:r>
+        <w:rPr>
+          <w:rFonts w:ascii="Times New Roman" w:hAnsi="Times New Roman" w:cs="Times New Roman"/>
+          <w:color w:val="000000"/>
+          <w:kern w:val="0"/>
+          <w:sz w:val="22"/>
+          <w:szCs w:val="22"/>
+        </w:rPr>
+        <w:t xml:space="preserve"> Fake News Detection with Deep Neural Networks: In this project, you are required to design, implement, and evaluate your neural networks to perform fake news detection on a real-world dataset</w:t>
+      </w:r>
+      <w:r>
+        <w:rPr>
+          <w:rFonts w:ascii="Arial" w:hAnsi="Arial" w:cs="Arial"/>
+          <w:color w:val="000000"/>
+          <w:kern w:val="0"/>
+          <w:sz w:val="22"/>
+          <w:szCs w:val="22"/>
+        </w:rPr>
+        <w:t>.</w:t>
+      </w:r>
+    </w:p>
+    <w:p>
+      <w:pPr>
+        <w:widowControl w:val="0"/>
+        <w:kinsoku w:val="0"/>
+        <w:overflowPunct w:val="0"/>
+        <w:autoSpaceDE w:val="0"/>
+        <w:autoSpaceDN w:val="0"/>
+        <w:adjustRightInd w:val="0"/>
+        <w:spacing w:before="11" w:line="237" w:lineRule="auto"/>
+        <w:ind w:left="1080" w:right="183"/>
+        <w:jc w:val="both"/>
+        <w:rPr>
+          <w:rFonts w:ascii="Times New Roman" w:hAnsi="Times New Roman" w:cs="Times New Roman"/>
+          <w:color w:val="000000"/>
+          <w:kern w:val="0"/>
+          <w:sz w:val="22"/>
+          <w:szCs w:val="22"/>
+        </w:rPr>
+      </w:pPr>
+      <w:r>
+        <w:rPr>
+          <w:rFonts w:ascii="Times New Roman" w:hAnsi="Times New Roman" w:cs="Times New Roman"/>
+          <w:b/>
+          <w:bCs/>
+          <w:kern w:val="0"/>
+          <w:sz w:val="22"/>
+          <w:szCs w:val="22"/>
+        </w:rPr>
+        <w:t xml:space="preserve">Dataset: </w:t>
+      </w:r>
+      <w:r>
+        <w:rPr>
+          <w:rFonts w:ascii="Times New Roman" w:hAnsi="Times New Roman" w:cs="Times New Roman"/>
+          <w:kern w:val="0"/>
+          <w:sz w:val="22"/>
+          <w:szCs w:val="22"/>
+        </w:rPr>
+        <w:t>ISOT Fake News Dataset. (</w:t>
+      </w:r>
+      <w:hyperlink r:id="rId5" w:history="1">
+        <w:r>
+          <w:rPr>
+            <w:rFonts w:ascii="Times New Roman" w:hAnsi="Times New Roman" w:cs="Times New Roman"/>
+            <w:color w:val="0563C1"/>
+            <w:kern w:val="0"/>
+            <w:sz w:val="22"/>
+            <w:szCs w:val="22"/>
+            <w:u w:val="single"/>
+          </w:rPr>
+          <w:t>https://www.kaggle.com/datasets/emineyetm/fake-</w:t>
+        </w:r>
+      </w:hyperlink>
+      <w:r>
+        <w:rPr>
+          <w:rFonts w:ascii="Times New Roman" w:hAnsi="Times New Roman" w:cs="Times New Roman"/>
+          <w:color w:val="0563C1"/>
+          <w:kern w:val="0"/>
+          <w:sz w:val="22"/>
+          <w:szCs w:val="22"/>
+          <w:u w:val="single"/>
+        </w:rPr>
+        <w:t>news-detection-</w:t>
+      </w:r>
+      <w:proofErr w:type="gramStart"/>
+      <w:r>
+        <w:rPr>
+          <w:rFonts w:ascii="Times New Roman" w:hAnsi="Times New Roman" w:cs="Times New Roman"/>
+          <w:color w:val="0563C1"/>
+          <w:kern w:val="0"/>
+          <w:sz w:val="22"/>
+          <w:szCs w:val="22"/>
+          <w:u w:val="single"/>
+        </w:rPr>
+        <w:t>datasets</w:t>
+      </w:r>
+      <w:r>
+        <w:rPr>
+          <w:rFonts w:ascii="Times New Roman" w:hAnsi="Times New Roman" w:cs="Times New Roman"/>
+          <w:color w:val="0563C1"/>
+          <w:kern w:val="0"/>
+          <w:sz w:val="22"/>
+          <w:szCs w:val="22"/>
+        </w:rPr>
+        <w:t xml:space="preserve"> </w:t>
+      </w:r>
+      <w:r>
+        <w:rPr>
+          <w:rFonts w:ascii="Times New Roman" w:hAnsi="Times New Roman" w:cs="Times New Roman"/>
+          <w:color w:val="000000"/>
+          <w:kern w:val="0"/>
+          <w:sz w:val="22"/>
+          <w:szCs w:val="22"/>
+        </w:rPr>
+        <w:t>)</w:t>
+      </w:r>
+      <w:proofErr w:type="gramEnd"/>
+    </w:p>
+    <w:p>
+      <w:pPr>
+        <w:widowControl w:val="0"/>
+        <w:kinsoku w:val="0"/>
+        <w:overflowPunct w:val="0"/>
+        <w:autoSpaceDE w:val="0"/>
+        <w:autoSpaceDN w:val="0"/>
+        <w:adjustRightInd w:val="0"/>
+        <w:spacing w:before="11" w:line="237" w:lineRule="auto"/>
+        <w:ind w:left="1080" w:right="183"/>
+        <w:jc w:val="both"/>
+        <w:rPr>
+          <w:rFonts w:ascii="Times New Roman" w:hAnsi="Times New Roman" w:cs="Times New Roman"/>
+          <w:color w:val="000000"/>
+          <w:kern w:val="0"/>
+          <w:sz w:val="22"/>
+          <w:szCs w:val="22"/>
+        </w:rPr>
+      </w:pPr>
+    </w:p>
+    <w:p>
+      <w:pPr>
+        <w:widowControl w:val="0"/>
+        <w:numPr>
+          <w:ilvl w:val="1"/>
+          <w:numId w:val="2"/>
+        </w:numPr>
+        <w:tabs>
+          <w:tab w:val="left" w:pos="1800"/>
+        </w:tabs>
+        <w:kinsoku w:val="0"/>
+        <w:overflowPunct w:val="0"/>
+        <w:autoSpaceDE w:val="0"/>
+        <w:autoSpaceDN w:val="0"/>
+        <w:adjustRightInd w:val="0"/>
+        <w:spacing w:before="1" w:line="240" w:lineRule="auto"/>
+        <w:ind w:right="300"/>
+        <w:rPr>
+          <w:rFonts w:ascii="Times New Roman" w:hAnsi="Times New Roman" w:cs="Times New Roman"/>
+          <w:kern w:val="0"/>
+          <w:sz w:val="22"/>
+          <w:szCs w:val="22"/>
+        </w:rPr>
+      </w:pPr>
+      <w:r>
+        <w:rPr>
+          <w:rFonts w:ascii="Times New Roman" w:hAnsi="Times New Roman" w:cs="Times New Roman"/>
+          <w:b/>
+          <w:bCs/>
+          <w:kern w:val="0"/>
+          <w:sz w:val="22"/>
+          <w:szCs w:val="22"/>
+        </w:rPr>
+        <w:t>Neural Networks:</w:t>
+      </w:r>
+      <w:r>
+        <w:rPr>
+          <w:rFonts w:ascii="Times New Roman" w:hAnsi="Times New Roman" w:cs="Times New Roman"/>
+          <w:b/>
+          <w:bCs/>
+          <w:spacing w:val="-1"/>
+          <w:kern w:val="0"/>
+          <w:sz w:val="22"/>
+          <w:szCs w:val="22"/>
+        </w:rPr>
+        <w:t xml:space="preserve"> </w:t>
+      </w:r>
+      <w:r>
+        <w:rPr>
+          <w:rFonts w:ascii="Times New Roman" w:hAnsi="Times New Roman" w:cs="Times New Roman"/>
+          <w:kern w:val="0"/>
+          <w:sz w:val="22"/>
+          <w:szCs w:val="22"/>
+        </w:rPr>
+        <w:t>In this project, you can freely choose the neural network architectures that you want to use, such as RNN-based networks (LSTM or GRU), Transformer-based networks, or more advanced neural networks. They are all sequence-based models to encode text data</w:t>
+      </w:r>
+      <w:r>
+        <w:rPr>
+          <w:rFonts w:ascii="Times New Roman" w:hAnsi="Times New Roman" w:cs="Times New Roman"/>
+          <w:kern w:val="0"/>
+          <w:sz w:val="22"/>
+          <w:szCs w:val="22"/>
+        </w:rPr>
+        <w:t>.</w:t>
+      </w:r>
+    </w:p>
+    <w:p>
+      <w:pPr>
+        <w:widowControl w:val="0"/>
+        <w:tabs>
+          <w:tab w:val="left" w:pos="1800"/>
+        </w:tabs>
+        <w:kinsoku w:val="0"/>
+        <w:overflowPunct w:val="0"/>
+        <w:autoSpaceDE w:val="0"/>
+        <w:autoSpaceDN w:val="0"/>
+        <w:adjustRightInd w:val="0"/>
+        <w:spacing w:before="1" w:line="240" w:lineRule="auto"/>
+        <w:ind w:right="300"/>
+        <w:rPr>
+          <w:rFonts w:ascii="Times New Roman" w:hAnsi="Times New Roman" w:cs="Times New Roman"/>
+          <w:kern w:val="0"/>
+          <w:sz w:val="22"/>
+          <w:szCs w:val="22"/>
+        </w:rPr>
+      </w:pPr>
+    </w:p>
+    <w:p>
+      <w:pPr>
+        <w:widowControl w:val="0"/>
+        <w:numPr>
+          <w:ilvl w:val="1"/>
+          <w:numId w:val="2"/>
+        </w:numPr>
+        <w:tabs>
+          <w:tab w:val="left" w:pos="1800"/>
+        </w:tabs>
+        <w:kinsoku w:val="0"/>
+        <w:overflowPunct w:val="0"/>
+        <w:autoSpaceDE w:val="0"/>
+        <w:autoSpaceDN w:val="0"/>
+        <w:adjustRightInd w:val="0"/>
+        <w:spacing w:before="1" w:line="240" w:lineRule="auto"/>
+        <w:ind w:right="300"/>
+        <w:rPr>
+          <w:rFonts w:ascii="Times New Roman" w:hAnsi="Times New Roman" w:cs="Times New Roman"/>
+          <w:kern w:val="0"/>
+          <w:sz w:val="22"/>
+          <w:szCs w:val="22"/>
+        </w:rPr>
+      </w:pPr>
+      <w:r>
+        <w:rPr>
+          <w:rFonts w:ascii="Times New Roman" w:hAnsi="Times New Roman" w:cs="Times New Roman"/>
+          <w:kern w:val="0"/>
+          <w:sz w:val="22"/>
+          <w:szCs w:val="22"/>
+        </w:rPr>
+        <w:t>Performance Evaluation: In this project, you are required to evaluate the</w:t>
+      </w:r>
+      <w:r>
+        <w:rPr>
+          <w:rFonts w:ascii="Times New Roman" w:hAnsi="Times New Roman" w:cs="Times New Roman"/>
+          <w:kern w:val="0"/>
+          <w:sz w:val="22"/>
+          <w:szCs w:val="22"/>
+        </w:rPr>
+        <w:t xml:space="preserve"> </w:t>
+      </w:r>
+      <w:r>
+        <w:rPr>
+          <w:rFonts w:ascii="Times New Roman" w:hAnsi="Times New Roman" w:cs="Times New Roman"/>
+          <w:kern w:val="0"/>
+          <w:sz w:val="22"/>
+          <w:szCs w:val="22"/>
+        </w:rPr>
+        <w:t>performance of your trained neural network from multiple perspectives, rather</w:t>
+      </w:r>
+      <w:r>
+        <w:rPr>
+          <w:rFonts w:ascii="Times New Roman" w:hAnsi="Times New Roman" w:cs="Times New Roman"/>
+          <w:kern w:val="0"/>
+          <w:sz w:val="22"/>
+          <w:szCs w:val="22"/>
+        </w:rPr>
+        <w:t xml:space="preserve"> </w:t>
+      </w:r>
+      <w:r>
+        <w:rPr>
+          <w:rFonts w:ascii="Times New Roman" w:hAnsi="Times New Roman" w:cs="Times New Roman"/>
+          <w:kern w:val="0"/>
+          <w:sz w:val="22"/>
+          <w:szCs w:val="22"/>
+        </w:rPr>
+        <w:t>than relying on accuracy alone. Generally, misclassifying fake news articles as</w:t>
+      </w:r>
+      <w:r>
+        <w:rPr>
+          <w:rFonts w:ascii="Times New Roman" w:hAnsi="Times New Roman" w:cs="Times New Roman"/>
+          <w:kern w:val="0"/>
+          <w:sz w:val="22"/>
+          <w:szCs w:val="22"/>
+        </w:rPr>
+        <w:t xml:space="preserve"> </w:t>
+      </w:r>
+      <w:r>
+        <w:rPr>
+          <w:rFonts w:ascii="Times New Roman" w:hAnsi="Times New Roman" w:cs="Times New Roman"/>
+          <w:kern w:val="0"/>
+          <w:sz w:val="22"/>
+          <w:szCs w:val="22"/>
+        </w:rPr>
+        <w:t>truthful news can lead to significant consequences. You should explain</w:t>
+      </w:r>
+      <w:r>
+        <w:rPr>
+          <w:rFonts w:ascii="Times New Roman" w:hAnsi="Times New Roman" w:cs="Times New Roman"/>
+          <w:kern w:val="0"/>
+          <w:sz w:val="22"/>
+          <w:szCs w:val="22"/>
+        </w:rPr>
+        <w:t xml:space="preserve"> </w:t>
+      </w:r>
+      <w:r>
+        <w:rPr>
+          <w:rFonts w:ascii="Times New Roman" w:hAnsi="Times New Roman" w:cs="Times New Roman"/>
+          <w:kern w:val="0"/>
+          <w:sz w:val="22"/>
+          <w:szCs w:val="22"/>
+        </w:rPr>
+        <w:t>how your</w:t>
+      </w:r>
+      <w:r>
+        <w:rPr>
+          <w:rFonts w:ascii="Times New Roman" w:hAnsi="Times New Roman" w:cs="Times New Roman"/>
+          <w:kern w:val="0"/>
+          <w:sz w:val="22"/>
+          <w:szCs w:val="22"/>
+        </w:rPr>
+        <w:t xml:space="preserve"> </w:t>
+      </w:r>
+      <w:r>
+        <w:rPr>
+          <w:rFonts w:ascii="Times New Roman" w:hAnsi="Times New Roman" w:cs="Times New Roman"/>
+          <w:kern w:val="0"/>
+          <w:sz w:val="22"/>
+          <w:szCs w:val="22"/>
+        </w:rPr>
+        <w:t>chosen evaluation metrics reflect this consideration and justify your</w:t>
+      </w:r>
+      <w:r>
+        <w:rPr>
+          <w:rFonts w:ascii="Times New Roman" w:hAnsi="Times New Roman" w:cs="Times New Roman"/>
+          <w:kern w:val="0"/>
+          <w:sz w:val="22"/>
+          <w:szCs w:val="22"/>
+        </w:rPr>
+        <w:t xml:space="preserve"> </w:t>
+      </w:r>
+      <w:r>
+        <w:rPr>
+          <w:rFonts w:ascii="Times New Roman" w:hAnsi="Times New Roman" w:cs="Times New Roman"/>
+          <w:kern w:val="0"/>
+          <w:sz w:val="22"/>
+          <w:szCs w:val="22"/>
+        </w:rPr>
+        <w:t>performance</w:t>
+      </w:r>
+      <w:r>
+        <w:rPr>
+          <w:rFonts w:ascii="Times New Roman" w:hAnsi="Times New Roman" w:cs="Times New Roman"/>
+          <w:kern w:val="0"/>
+          <w:sz w:val="22"/>
+          <w:szCs w:val="22"/>
+        </w:rPr>
+        <w:t xml:space="preserve"> </w:t>
+      </w:r>
+      <w:r>
+        <w:rPr>
+          <w:rFonts w:ascii="Times New Roman" w:hAnsi="Times New Roman" w:cs="Times New Roman"/>
+          <w:kern w:val="0"/>
+          <w:sz w:val="22"/>
+          <w:szCs w:val="22"/>
+        </w:rPr>
+        <w:t>analysis in the project repor</w:t>
+      </w:r>
+      <w:r>
+        <w:rPr>
+          <w:rFonts w:ascii="Times New Roman" w:hAnsi="Times New Roman" w:cs="Times New Roman"/>
+          <w:kern w:val="0"/>
+          <w:sz w:val="22"/>
+          <w:szCs w:val="22"/>
+        </w:rPr>
+        <w:t>t</w:t>
+      </w:r>
+    </w:p>
+    <w:p>
+      <w:pPr>
+        <w:widowControl w:val="0"/>
+        <w:tabs>
+          <w:tab w:val="left" w:pos="1800"/>
+        </w:tabs>
+        <w:kinsoku w:val="0"/>
+        <w:overflowPunct w:val="0"/>
+        <w:autoSpaceDE w:val="0"/>
+        <w:autoSpaceDN w:val="0"/>
+        <w:adjustRightInd w:val="0"/>
+        <w:spacing w:before="1" w:line="240" w:lineRule="auto"/>
+        <w:ind w:right="300"/>
+        <w:rPr>
+          <w:rFonts w:ascii="Times New Roman" w:hAnsi="Times New Roman" w:cs="Times New Roman"/>
+          <w:kern w:val="0"/>
+          <w:sz w:val="22"/>
+          <w:szCs w:val="22"/>
+        </w:rPr>
+      </w:pPr>
+    </w:p>
+    <w:p>
+      <w:pPr>
+        <w:widowControl w:val="0"/>
+        <w:tabs>
+          <w:tab w:val="left" w:pos="1800"/>
+        </w:tabs>
+        <w:kinsoku w:val="0"/>
+        <w:overflowPunct w:val="0"/>
+        <w:autoSpaceDE w:val="0"/>
+        <w:autoSpaceDN w:val="0"/>
+        <w:adjustRightInd w:val="0"/>
+        <w:spacing w:before="1" w:line="240" w:lineRule="auto"/>
+        <w:ind w:right="300"/>
+        <w:rPr>
+          <w:rFonts w:ascii="Times New Roman" w:hAnsi="Times New Roman" w:cs="Times New Roman"/>
+          <w:kern w:val="0"/>
+          <w:sz w:val="22"/>
+          <w:szCs w:val="22"/>
+        </w:rPr>
+      </w:pPr>
+    </w:p>
+    <w:p>
+      <w:pPr>
+        <w:widowControl w:val="0"/>
+        <w:kinsoku w:val="0"/>
+        <w:overflowPunct w:val="0"/>
+        <w:autoSpaceDE w:val="0"/>
+        <w:autoSpaceDN w:val="0"/>
+        <w:adjustRightInd w:val="0"/>
+        <w:spacing w:before="3" w:line="240" w:lineRule="auto"/>
+        <w:ind w:left="420" w:right="385"/>
+        <w:rPr>
+          <w:rFonts w:ascii="Times New Roman" w:hAnsi="Times New Roman" w:cs="Times New Roman"/>
+          <w:color w:val="0563C1"/>
+          <w:kern w:val="0"/>
+          <w:sz w:val="22"/>
+          <w:szCs w:val="22"/>
+        </w:rPr>
+        <w:sectPr>
+          <w:pgSz w:w="12240" w:h="15840"/>
+          <w:pgMar w:top="1820" w:right="1440" w:bottom="280" w:left="1800" w:header="720" w:footer="720" w:gutter="0"/>
+          <w:cols w:space="720"/>
+          <w:noEndnote/>
+        </w:sectPr>
+      </w:pPr>
+      <w:r>
+        <w:rPr>
+          <w:rFonts w:ascii="Times New Roman" w:hAnsi="Times New Roman" w:cs="Times New Roman"/>
+          <w:b/>
+          <w:bCs/>
+          <w:kern w:val="0"/>
+          <w:sz w:val="22"/>
+          <w:szCs w:val="22"/>
+        </w:rPr>
+        <w:t xml:space="preserve">Reference: </w:t>
+      </w:r>
+      <w:hyperlink r:id="rId6" w:history="1">
+        <w:r>
+          <w:rPr>
+            <w:rFonts w:ascii="Times New Roman" w:hAnsi="Times New Roman" w:cs="Times New Roman"/>
+            <w:color w:val="0563C1"/>
+            <w:kern w:val="0"/>
+            <w:sz w:val="22"/>
+            <w:szCs w:val="22"/>
+            <w:u w:val="single"/>
+          </w:rPr>
+          <w:t>https://docs.pytorch.org/docs/stable/generated/torch.nn.Transformer.html</w:t>
+        </w:r>
+      </w:hyperlink>
+      <w:r>
+        <w:rPr>
+          <w:rFonts w:ascii="Times New Roman" w:hAnsi="Times New Roman" w:cs="Times New Roman"/>
+          <w:color w:val="0563C1"/>
+          <w:kern w:val="0"/>
+          <w:sz w:val="22"/>
+          <w:szCs w:val="22"/>
+        </w:rPr>
+        <w:t xml:space="preserve"> </w:t>
+      </w:r>
+      <w:r>
+        <w:rPr>
+          <w:rFonts w:ascii="Times New Roman" w:hAnsi="Times New Roman" w:cs="Times New Roman"/>
+          <w:color w:val="0563C1"/>
+          <w:kern w:val="0"/>
+          <w:sz w:val="22"/>
+          <w:szCs w:val="22"/>
+        </w:rPr>
+        <w:fldChar w:fldCharType="begin"/>
+      </w:r>
+      <w:r>
+        <w:rPr>
+          <w:rFonts w:ascii="Times New Roman" w:hAnsi="Times New Roman" w:cs="Times New Roman"/>
+          <w:color w:val="0563C1"/>
+          <w:kern w:val="0"/>
+          <w:sz w:val="22"/>
+          <w:szCs w:val="22"/>
+        </w:rPr>
+        <w:instrText xml:space="preserve"> HYPERLINK "https://docs.pytorch.org/docs/stable/generated/torch.nn.LSTM.html" </w:instrText>
+      </w:r>
+      <w:r>
+        <w:rPr>
+          <w:rFonts w:ascii="Times New Roman" w:hAnsi="Times New Roman" w:cs="Times New Roman"/>
+          <w:color w:val="0563C1"/>
+          <w:kern w:val="0"/>
+          <w:sz w:val="22"/>
+          <w:szCs w:val="22"/>
+        </w:rPr>
+      </w:r>
+      <w:r>
+        <w:rPr>
+          <w:rFonts w:ascii="Times New Roman" w:hAnsi="Times New Roman" w:cs="Times New Roman"/>
+          <w:color w:val="0563C1"/>
+          <w:kern w:val="0"/>
+          <w:sz w:val="22"/>
+          <w:szCs w:val="22"/>
+        </w:rPr>
+        <w:fldChar w:fldCharType="separate"/>
+      </w:r>
+      <w:r>
+        <w:rPr>
+          <w:rFonts w:ascii="Times New Roman" w:hAnsi="Times New Roman" w:cs="Times New Roman"/>
+          <w:color w:val="0563C1"/>
+          <w:kern w:val="0"/>
+          <w:sz w:val="22"/>
+          <w:szCs w:val="22"/>
+          <w:u w:val="single"/>
+        </w:rPr>
+        <w:t>https://docs.pytorch.org/docs/stable/generated/torch.nn.LSTM.html</w:t>
+      </w:r>
+      <w:r>
+        <w:rPr>
+          <w:rFonts w:ascii="Times New Roman" w:hAnsi="Times New Roman" w:cs="Times New Roman"/>
+          <w:color w:val="0563C1"/>
+          <w:kern w:val="0"/>
+          <w:sz w:val="22"/>
+          <w:szCs w:val="22"/>
+        </w:rPr>
+        <w:fldChar w:fldCharType="end"/>
+      </w:r>
+      <w:r>
+        <w:rPr>
+          <w:rFonts w:ascii="Times New Roman" w:hAnsi="Times New Roman" w:cs="Times New Roman"/>
+          <w:color w:val="0563C1"/>
+          <w:kern w:val="0"/>
+          <w:sz w:val="22"/>
+          <w:szCs w:val="22"/>
+        </w:rPr>
+        <w:t xml:space="preserve"> </w:t>
+      </w:r>
+      <w:hyperlink r:id="rId7" w:history="1">
+        <w:r>
+          <w:rPr>
+            <w:rFonts w:ascii="Times New Roman" w:hAnsi="Times New Roman" w:cs="Times New Roman"/>
+            <w:color w:val="0563C1"/>
+            <w:kern w:val="0"/>
+            <w:sz w:val="22"/>
+            <w:szCs w:val="22"/>
+            <w:u w:val="single"/>
+          </w:rPr>
+          <w:t>https://arxiv.org/abs/1902.06673</w:t>
+        </w:r>
+      </w:hyperlink>
+    </w:p>
+    <w:p>
+      <w:pPr>
+        <w:spacing w:line="240" w:lineRule="auto"/>
+        <w:rPr>
+          <w:rFonts w:ascii="仿宋" w:eastAsia="仿宋" w:hAnsi="仿宋" w:cs="Arial"/>
+          <w:color w:val="000000"/>
+          <w:kern w:val="0"/>
+          <w:sz w:val="24"/>
+        </w:rPr>
+      </w:pPr>
+      <w:r>
+        <w:rPr>
+          <w:rFonts w:ascii="仿宋" w:eastAsia="仿宋" w:hAnsi="仿宋" w:cs="Arial"/>
+          <w:color w:val="000000"/>
+          <w:kern w:val="0"/>
+          <w:sz w:val="24"/>
+        </w:rPr>
+        <w:lastRenderedPageBreak/>
         <w:t># 1. 【总任务核心对齐清单】</w:t>
       </w:r>
     </w:p>
@@ -5334,7 +5998,7 @@
         </w:rPr>
         <w:t xml:space="preserve">Final Report: A project report that includes abstract, the introduction, problem definition, method, and experimental result &amp; analysis, conclusion, author contribution and references. a. Use IEEE Format (word or latex): </w:t>
       </w:r>
-      <w:hyperlink r:id="rId5" w:tgtFrame="_blank" w:history="1">
+      <w:hyperlink r:id="rId8" w:tgtFrame="_blank" w:history="1">
         <w:r>
           <w:rPr>
             <w:color w:val="000000"/>
@@ -5741,6 +6405,107 @@
 <file path=word/numbering.xml><?xml version="1.0" encoding="utf-8"?>
 <w:numbering xmlns:wpc="http://schemas.microsoft.com/office/word/2010/wordprocessingCanvas" xmlns:cx="http://schemas.microsoft.com/office/drawing/2014/chartex" xmlns:cx1="http://schemas.microsoft.com/office/drawing/2015/9/8/chartex" xmlns:cx2="http://schemas.microsoft.com/office/drawing/2015/10/21/chartex" xmlns:cx3="http://schemas.microsoft.com/office/drawing/2016/5/9/chartex" xmlns:cx4="http://schemas.microsoft.com/office/drawing/2016/5/10/chartex" xmlns:cx5="http://schemas.microsoft.com/office/drawing/2016/5/11/chartex" xmlns:cx6="http://schemas.microsoft.com/office/drawing/2016/5/12/chartex" xmlns:cx7="http://schemas.microsoft.com/office/drawing/2016/5/13/chartex" xmlns:cx8="http://schemas.microsoft.com/office/drawing/2016/5/14/chartex" xmlns:mc="http://schemas.openxmlformats.org/markup-compatibility/2006" xmlns:aink="http://schemas.microsoft.com/office/drawing/2016/ink" xmlns:am3d="http://schemas.microsoft.com/office/drawing/2017/model3d" xmlns:o="urn:schemas-microsoft-com:office:office" xmlns:oel="http://schemas.microsoft.com/office/2019/extlst" xmlns:r="http://schemas.openxmlformats.org/officeDocument/2006/relationships" xmlns:m="http://schemas.openxmlformats.org/officeDocument/2006/math" xmlns:v="urn:schemas-microsoft-com:vml" xmlns:wp14="http://schemas.microsoft.com/office/word/2010/wordprocessingDrawing" xmlns:wp="http://schemas.openxmlformats.org/drawingml/2006/wordprocessingDrawing" xmlns:w10="urn:schemas-microsoft-com:office:word" xmlns:w="http://schemas.openxmlformats.org/wordprocessingml/2006/main" xmlns:w14="http://schemas.microsoft.com/office/word/2010/wordml" xmlns:w15="http://schemas.microsoft.com/office/word/2012/wordml" xmlns:w16cex="http://schemas.microsoft.com/office/word/2018/wordml/cex" xmlns:w16cid="http://schemas.microsoft.com/office/word/2016/wordml/cid" xmlns:w16="http://schemas.microsoft.com/office/word/2018/wordml" xmlns:w16du="http://schemas.microsoft.com/office/word/2023/wordml/word16du" xmlns:w16sdtdh="http://schemas.microsoft.com/office/word/2020/wordml/sdtdatahash" xmlns:w16sdtfl="http://schemas.microsoft.com/office/word/2024/wordml/sdtformatlock" xmlns:w16se="http://schemas.microsoft.com/office/word/2015/wordml/symex" xmlns:wpg="http://schemas.microsoft.com/office/word/2010/wordprocessingGroup" xmlns:wpi="http://schemas.microsoft.com/office/word/2010/wordprocessingInk" xmlns:wne="http://schemas.microsoft.com/office/word/2006/wordml" xmlns:wps="http://schemas.microsoft.com/office/word/2010/wordprocessingShape" mc:Ignorable="w14 w15 w16se w16cid w16 w16cex w16sdtdh w16sdtfl w16du wp14">
   <w:abstractNum w:abstractNumId="0" w15:restartNumberingAfterBreak="0">
+    <w:nsid w:val="00000402"/>
+    <w:multiLevelType w:val="multilevel"/>
+    <w:tmpl w:val="FFFFFFFF"/>
+    <w:lvl w:ilvl="0">
+      <w:start w:val="4"/>
+      <w:numFmt w:val="decimal"/>
+      <w:lvlText w:val="%1."/>
+      <w:lvlJc w:val="left"/>
+      <w:pPr>
+        <w:ind w:left="1080" w:hanging="360"/>
+      </w:pPr>
+      <w:rPr>
+        <w:rFonts w:ascii="Times New Roman" w:hAnsi="Times New Roman" w:cs="Times New Roman"/>
+        <w:b w:val="0"/>
+        <w:bCs w:val="0"/>
+        <w:i w:val="0"/>
+        <w:iCs w:val="0"/>
+        <w:spacing w:val="-1"/>
+        <w:w w:val="100"/>
+        <w:sz w:val="22"/>
+        <w:szCs w:val="22"/>
+      </w:rPr>
+    </w:lvl>
+    <w:lvl w:ilvl="1">
+      <w:start w:val="1"/>
+      <w:numFmt w:val="lowerRoman"/>
+      <w:lvlText w:val="%2."/>
+      <w:lvlJc w:val="left"/>
+      <w:pPr>
+        <w:ind w:left="1800" w:hanging="297"/>
+      </w:pPr>
+      <w:rPr>
+        <w:rFonts w:ascii="Times New Roman" w:hAnsi="Times New Roman" w:cs="Times New Roman"/>
+        <w:b w:val="0"/>
+        <w:bCs w:val="0"/>
+        <w:i w:val="0"/>
+        <w:iCs w:val="0"/>
+        <w:spacing w:val="-1"/>
+        <w:w w:val="100"/>
+        <w:sz w:val="22"/>
+        <w:szCs w:val="22"/>
+      </w:rPr>
+    </w:lvl>
+    <w:lvl w:ilvl="2">
+      <w:numFmt w:val="bullet"/>
+      <w:lvlText w:null="1"/>
+      <w:lvlJc w:val="left"/>
+      <w:pPr>
+        <w:ind w:left="2600" w:hanging="297"/>
+      </w:pPr>
+    </w:lvl>
+    <w:lvl w:ilvl="3">
+      <w:numFmt w:val="bullet"/>
+      <w:lvlText w:null="1"/>
+      <w:lvlJc w:val="left"/>
+      <w:pPr>
+        <w:ind w:left="3400" w:hanging="297"/>
+      </w:pPr>
+    </w:lvl>
+    <w:lvl w:ilvl="4">
+      <w:numFmt w:val="bullet"/>
+      <w:lvlText w:null="1"/>
+      <w:lvlJc w:val="left"/>
+      <w:pPr>
+        <w:ind w:left="4200" w:hanging="297"/>
+      </w:pPr>
+    </w:lvl>
+    <w:lvl w:ilvl="5">
+      <w:numFmt w:val="bullet"/>
+      <w:lvlText w:null="1"/>
+      <w:lvlJc w:val="left"/>
+      <w:pPr>
+        <w:ind w:left="5000" w:hanging="297"/>
+      </w:pPr>
+    </w:lvl>
+    <w:lvl w:ilvl="6">
+      <w:numFmt w:val="bullet"/>
+      <w:lvlText w:null="1"/>
+      <w:lvlJc w:val="left"/>
+      <w:pPr>
+        <w:ind w:left="5800" w:hanging="297"/>
+      </w:pPr>
+    </w:lvl>
+    <w:lvl w:ilvl="7">
+      <w:numFmt w:val="bullet"/>
+      <w:lvlText w:null="1"/>
+      <w:lvlJc w:val="left"/>
+      <w:pPr>
+        <w:ind w:left="6600" w:hanging="297"/>
+      </w:pPr>
+    </w:lvl>
+    <w:lvl w:ilvl="8">
+      <w:numFmt w:val="bullet"/>
+      <w:lvlText w:null="1"/>
+      <w:lvlJc w:val="left"/>
+      <w:pPr>
+        <w:ind w:left="7400" w:hanging="297"/>
+      </w:pPr>
+    </w:lvl>
+  </w:abstractNum>
+  <w:abstractNum w:abstractNumId="1" w15:restartNumberingAfterBreak="0">
     <w:nsid w:val="61570A9A"/>
     <w:multiLevelType w:val="hybridMultilevel"/>
     <w:tmpl w:val="1F101652"/>
@@ -5830,6 +6595,9 @@
     </w:lvl>
   </w:abstractNum>
   <w:num w:numId="1" w16cid:durableId="1982298204">
+    <w:abstractNumId w:val="1"/>
+  </w:num>
+  <w:num w:numId="2" w16cid:durableId="1842312426">
     <w:abstractNumId w:val="0"/>
   </w:num>
 </w:numbering>
@@ -5920,7 +6688,7 @@
     <w:lsdException w:name="Closing" w:semiHidden="1" w:unhideWhenUsed="1"/>
     <w:lsdException w:name="Signature" w:semiHidden="1" w:unhideWhenUsed="1"/>
     <w:lsdException w:name="Default Paragraph Font" w:semiHidden="1" w:uiPriority="1" w:unhideWhenUsed="1"/>
-    <w:lsdException w:name="Body Text" w:semiHidden="1" w:unhideWhenUsed="1"/>
+    <w:lsdException w:name="Body Text" w:semiHidden="1" w:uiPriority="1" w:unhideWhenUsed="1" w:qFormat="1"/>
     <w:lsdException w:name="Body Text Indent" w:semiHidden="1" w:unhideWhenUsed="1"/>
     <w:lsdException w:name="List Continue" w:semiHidden="1" w:unhideWhenUsed="1"/>
     <w:lsdException w:name="List Continue 2" w:semiHidden="1" w:unhideWhenUsed="1"/>
@@ -6033,7 +6801,7 @@
     <w:lsdException w:name="Medium Shading 2 Accent 1" w:uiPriority="64"/>
     <w:lsdException w:name="Medium List 1 Accent 1" w:uiPriority="65"/>
     <w:lsdException w:name="Revision" w:semiHidden="1"/>
-    <w:lsdException w:name="List Paragraph" w:uiPriority="34" w:qFormat="1"/>
+    <w:lsdException w:name="List Paragraph" w:uiPriority="1" w:qFormat="1"/>
     <w:lsdException w:name="Quote" w:uiPriority="29" w:qFormat="1"/>
     <w:lsdException w:name="Intense Quote" w:uiPriority="30" w:qFormat="1"/>
     <w:lsdException w:name="Medium List 2 Accent 1" w:uiPriority="66"/>
@@ -6684,7 +7452,7 @@
   <w:style w:type="paragraph" w:styleId="a9">
     <w:name w:val="List Paragraph"/>
     <w:basedOn w:val="a"/>
-    <w:uiPriority w:val="34"/>
+    <w:uiPriority w:val="1"/>
     <w:qFormat/>
     <w:rsid w:val="006578E0"/>
     <w:pPr>
@@ -6774,6 +7542,41 @@
     <w:rPr>
       <w:color w:val="605E5C"/>
       <w:shd w:val="clear" w:color="auto" w:fill="E1DFDD"/>
+    </w:rPr>
+  </w:style>
+  <w:style w:type="paragraph" w:styleId="af0">
+    <w:name w:val="Body Text"/>
+    <w:basedOn w:val="a"/>
+    <w:link w:val="af1"/>
+    <w:uiPriority w:val="1"/>
+    <w:qFormat/>
+    <w:rsid w:val="00D45FCE"/>
+    <w:pPr>
+      <w:widowControl w:val="0"/>
+      <w:autoSpaceDE w:val="0"/>
+      <w:autoSpaceDN w:val="0"/>
+      <w:adjustRightInd w:val="0"/>
+      <w:spacing w:line="240" w:lineRule="auto"/>
+      <w:ind w:left="1080"/>
+    </w:pPr>
+    <w:rPr>
+      <w:rFonts w:ascii="Times New Roman" w:hAnsi="Times New Roman" w:cs="Times New Roman"/>
+      <w:kern w:val="0"/>
+      <w:sz w:val="22"/>
+      <w:szCs w:val="22"/>
+    </w:rPr>
+  </w:style>
+  <w:style w:type="character" w:customStyle="1" w:styleId="af1">
+    <w:name w:val="正文文本 字符"/>
+    <w:basedOn w:val="a0"/>
+    <w:link w:val="af0"/>
+    <w:uiPriority w:val="1"/>
+    <w:rsid w:val="00D45FCE"/>
+    <w:rPr>
+      <w:rFonts w:ascii="Times New Roman" w:hAnsi="Times New Roman" w:cs="Times New Roman"/>
+      <w:kern w:val="0"/>
+      <w:sz w:val="22"/>
+      <w:szCs w:val="22"/>
     </w:rPr>
   </w:style>
 </w:styles>
